--- a/en/wisdom-stories/pray-while-washing-your-dishes.docx
+++ b/en/wisdom-stories/pray-while-washing-your-dishes.docx
@@ -4,106 +4,58 @@
   <w:body>
     <w:p>
       <w:pPr>
-        <w:spacing w:before="0" w:after="60"/>
-        <w:jc w:val="left"/>
+        <w:pStyle w:val="Title"/>
       </w:pPr>
       <w:r>
-        <w:rPr>
-          <w:rFonts w:ascii="Arial" w:hAnsi="Arial" w:eastAsia="Arial"/>
-          <w:i w:val="0"/>
-          <w:color w:val="000000"/>
-          <w:sz w:val="52"/>
-        </w:rPr>
-        <w:t>Pray while washing dishes</w:t>
+        <w:t>Gratitude at the Kitchen Sink</w:t>
+      </w:r>
+    </w:p>
+    <w:p>
+      <w:pPr/>
+      <w:r>
+        <w:t>As you wash the dishes, offer a prayer of thanks. The dishes show that there was food to prepare, a table to set, and perhaps someone to care for and feed.</w:t>
       </w:r>
     </w:p>
     <w:p>
       <w:pPr>
-        <w:jc w:val="left"/>
+        <w:keepNext/>
+        <w:spacing w:after="80"/>
       </w:pPr>
       <w:r>
-        <w:rPr>
-          <w:rFonts w:ascii="Arial" w:hAnsi="Arial" w:eastAsia="Arial"/>
-          <w:i w:val="0"/>
-          <w:color w:val="000000"/>
-          <w:sz w:val="22"/>
-        </w:rPr>
-        <w:t>Pray while washing dishes. Be grateful that you have dishes to wash. Because it shows that you have something to eat, that you fed someone, that you cared for someone, that you prepared food and set the table.</w:t>
+        <w:t>Remember those who have neither food to serve nor anyone to share it with.</w:t>
       </w:r>
     </w:p>
     <w:p>
       <w:pPr>
-        <w:jc w:val="left"/>
+        <w:keepNext/>
+        <w:keepLines/>
+        <w:spacing w:before="160" w:after="80"/>
       </w:pPr>
       <w:r>
         <w:rPr>
-          <w:rFonts w:ascii="Arial" w:hAnsi="Arial" w:eastAsia="Arial"/>
-          <w:i w:val="0"/>
-          <w:color w:val="000000"/>
-          <w:sz w:val="22"/>
+          <w:b/>
         </w:rPr>
-        <w:t>Think of those who don't even have a dish to wash, who don't have anyone to set the table for.</w:t>
+        <w:t>Moral:</w:t>
+      </w:r>
+      <w:r>
+        <w:t xml:space="preserve"> Everyday chores can remind us of everyday blessings. Gratitude begins with noticing them.</w:t>
       </w:r>
     </w:p>
     <w:p>
       <w:pPr>
-        <w:pStyle w:val="Moral"/>
-        <w:keepNext/>
-        <w:keepLines/>
-        <w:widowControl/>
-        <w:spacing w:before="240" w:after="180" w:line="283" w:lineRule="auto"/>
-        <w:ind w:left="240" w:right="240"/>
-        <w:jc w:val="left"/>
-        <w:pBdr>
-          <w:top w:val="single" w:sz="8" w:space="7" w:color="E8D59A"/>
-          <w:left w:val="single" w:sz="32" w:space="11" w:color="C6A23A"/>
-          <w:bottom w:val="single" w:sz="8" w:space="7" w:color="E8D59A"/>
-          <w:right w:val="single" w:sz="8" w:space="11" w:color="E8D59A"/>
-        </w:pBdr>
-        <w:shd w:val="clear" w:color="auto" w:fill="FFF8E1"/>
+        <w:spacing w:after="80"/>
       </w:pPr>
       <w:r>
         <w:rPr>
-          <w:rFonts w:ascii="Arial" w:hAnsi="Arial" w:eastAsia="Arial" w:cs="Arial"/>
-          <w:b/>
-          <w:i w:val="0"/>
-          <w:color w:val="9A7417"/>
-          <w:sz w:val="22"/>
+          <w:i/>
+          <w:sz w:val="18"/>
         </w:rPr>
-        <w:t xml:space="preserve">Moral: </w:t>
-      </w:r>
-      <w:r>
-        <w:rPr>
-          <w:rFonts w:ascii="Arial" w:hAnsi="Arial" w:eastAsia="Arial" w:cs="Arial"/>
-          <w:b w:val="0"/>
-          <w:i w:val="0"/>
-          <w:color w:val="3F3826"/>
-          <w:sz w:val="22"/>
-        </w:rPr>
-        <w:t>Be grateful for the simple things you have: having dishes to wash means you have a table, you have loved ones. Gratitude goes a long way.</w:t>
-      </w:r>
-    </w:p>
-    <w:p>
-      <w:pPr>
-        <w:keepLines/>
-        <w:widowControl/>
-        <w:spacing w:before="60" w:after="0" w:line="240" w:lineRule="auto"/>
-        <w:jc w:val="right"/>
-      </w:pPr>
-      <w:r>
-        <w:rPr>
-          <w:rFonts w:ascii="Arial" w:hAnsi="Arial" w:eastAsia="Arial" w:cs="Arial"/>
-          <w:b w:val="0"/>
-          <w:i/>
-          <w:color w:val="8A7950"/>
-          <w:sz w:val="17"/>
-        </w:rPr>
-        <w:t>The story was obtained from open Internet sources.</w:t>
+        <w:t>Source: Publicly available internet sources.</w:t>
       </w:r>
     </w:p>
     <w:sectPr>
       <w:pgSz w:w="12240" w:h="15840"/>
-      <w:pgMar w:top="1440" w:right="1440" w:bottom="1440" w:left="1440" w:header="708" w:footer="708" w:gutter="0"/>
+      <w:pgMar w:top="1080" w:right="1224" w:bottom="1080" w:left="1224" w:header="720" w:footer="720" w:gutter="0"/>
       <w:cols w:space="720"/>
       <w:docGrid w:linePitch="360"/>
     </w:sectPr>
@@ -475,12 +427,14 @@
     <w:qFormat/>
     <w:rsid w:val="00FC693F"/>
     <w:pPr>
-      <w:spacing w:before="0" w:after="160" w:line="276" w:lineRule="auto"/>
+      <w:widowControl/>
+      <w:spacing w:after="120" w:line="259" w:lineRule="auto"/>
     </w:pPr>
     <w:rPr>
-      <w:rFonts w:ascii="Arial" w:hAnsi="Arial" w:eastAsia="Arial"/>
+      <w:rFonts w:ascii="Arial" w:hAnsi="Arial"/>
       <w:color w:val="000000"/>
       <w:sz w:val="22"/>
+      <w:lang w:val="en-US"/>
     </w:rPr>
   </w:style>
   <w:style w:type="paragraph" w:styleId="Header">
@@ -824,18 +778,17 @@
     <w:qFormat/>
     <w:rsid w:val="00FC693F"/>
     <w:pPr>
-      <w:pBdr>
-        <w:bottom w:val="single" w:sz="8" w:space="4" w:color="4F81BD" w:themeColor="accent1"/>
-      </w:pBdr>
-      <w:spacing w:after="300" w:line="240" w:lineRule="auto"/>
+      <w:keepNext/>
+      <w:spacing w:after="280" w:line="240" w:lineRule="auto"/>
       <w:contextualSpacing/>
     </w:pPr>
     <w:rPr>
-      <w:rFonts w:asciiTheme="majorHAnsi" w:eastAsiaTheme="majorEastAsia" w:hAnsiTheme="majorHAnsi" w:cstheme="majorBidi"/>
-      <w:color w:val="17365D" w:themeColor="text2" w:themeShade="BF"/>
+      <w:rFonts w:asciiTheme="majorHAnsi" w:eastAsiaTheme="majorEastAsia" w:hAnsiTheme="majorHAnsi" w:cstheme="majorBidi" w:ascii="Arial" w:hAnsi="Arial"/>
+      <w:b/>
+      <w:color w:val="000000"/>
       <w:spacing w:val="5"/>
       <w:kern w:val="28"/>
-      <w:sz w:val="52"/>
+      <w:sz w:val="34"/>
       <w:szCs w:val="52"/>
     </w:rPr>
   </w:style>
@@ -1311,9 +1264,6 @@
     <w:qFormat/>
     <w:rsid w:val="00FC693F"/>
     <w:pPr>
-      <w:pBdr>
-        <w:bottom w:val="single" w:sz="4" w:space="4" w:color="4F81BD" w:themeColor="accent1"/>
-      </w:pBdr>
       <w:spacing w:before="200" w:after="280"/>
       <w:ind w:left="936" w:right="936"/>
     </w:pPr>
@@ -12164,18 +12114,6 @@
         <w:shd w:val="clear" w:color="auto" w:fill="FBCAA2" w:themeFill="accent6" w:themeFillTint="7F"/>
       </w:tcPr>
     </w:tblStylePr>
-  </w:style>
-  <w:style w:type="paragraph" w:customStyle="1" w:styleId="Moral">
-    <w:name w:val="Moral"/>
-    <w:basedOn w:val="Normal"/>
-    <w:pPr>
-      <w:spacing w:before="160" w:after="0" w:line="276" w:lineRule="auto"/>
-    </w:pPr>
-    <w:rPr>
-      <w:rFonts w:ascii="Arial" w:hAnsi="Arial" w:eastAsia="Arial"/>
-      <w:i/>
-      <w:sz w:val="22"/>
-    </w:rPr>
   </w:style>
 </w:styles>
 </file>

--- a/en/wisdom-stories/pray-while-washing-your-dishes.docx
+++ b/en/wisdom-stories/pray-while-washing-your-dishes.docx
@@ -7,13 +7,13 @@
         <w:pStyle w:val="Title"/>
       </w:pPr>
       <w:r>
-        <w:t>Gratitude at the Kitchen Sink</w:t>
+        <w:t>Pray While You Wash the Dishes</w:t>
       </w:r>
     </w:p>
     <w:p>
       <w:pPr/>
       <w:r>
-        <w:t>As you wash the dishes, offer a prayer of thanks. The dishes show that there was food to prepare, a table to set, and perhaps someone to care for and feed.</w:t>
+        <w:t>As you wash the dishes, offer a prayer of thanks. The dishes show that you had something to eat, that you fed someone, that you cared for someone, and that you cooked and set the table.</w:t>
       </w:r>
     </w:p>
     <w:p>
@@ -22,7 +22,7 @@
         <w:spacing w:after="80"/>
       </w:pPr>
       <w:r>
-        <w:t>Remember those who have neither food to serve nor anyone to share it with.</w:t>
+        <w:t>Remember those who have not even a dish to wash and no one to set a table for.</w:t>
       </w:r>
     </w:p>
     <w:p>
@@ -35,11 +35,9 @@
         <w:rPr>
           <w:b/>
         </w:rPr>
-        <w:t>Moral:</w:t>
+        <w:t>Moral: Value blessings that look ordinary, too. If you have a dish to wash, food has come to your table and you have fed someone. Do not forget to give thanks.</w:t>
       </w:r>
-      <w:r>
-        <w:t xml:space="preserve"> Everyday chores can remind us of everyday blessings. Gratitude begins with noticing them.</w:t>
-      </w:r>
+      <w:r/>
     </w:p>
     <w:p>
       <w:pPr>
@@ -50,7 +48,7 @@
           <w:i/>
           <w:sz w:val="18"/>
         </w:rPr>
-        <w:t>Source: Publicly available internet sources.</w:t>
+        <w:t>Stories are taken from open Internet sources; illustrations were created with AI.</w:t>
       </w:r>
     </w:p>
     <w:sectPr>
